--- a/engine/proposal/templates/proposal-back.docx
+++ b/engine/proposal/templates/proposal-back.docx
@@ -147,25 +147,7 @@
           <w:w w:val="90"/>
           <w14:ligatures w14:val="none"/>
         </w:rPr>
-        <w:t xml:space="preserve">Auctions provide an effective platform for the disposal of most </w:t>
-      </w:r>
-      <w:proofErr w:type="gramStart"/>
-      <w:r>
-        <w:rPr>
-          <w:rFonts w:ascii="Century Gothic" w:eastAsia="Calibri" w:hAnsi="Century Gothic" w:cs="Times New Roman"/>
-          <w:w w:val="90"/>
-          <w14:ligatures w14:val="none"/>
-        </w:rPr>
-        <w:t>assets</w:t>
-      </w:r>
-      <w:proofErr w:type="gramEnd"/>
-      <w:r>
-        <w:rPr>
-          <w:rFonts w:ascii="Century Gothic" w:eastAsia="Calibri" w:hAnsi="Century Gothic" w:cs="Times New Roman"/>
-          <w:w w:val="90"/>
-          <w14:ligatures w14:val="none"/>
-        </w:rPr>
-        <w:t xml:space="preserve"> and the stigma of ‘last resort’ thinking has changed dramatically. Buyers and sellers are fast becoming more a kind to the auction dynamic that offers conclusive sales in a vibrant atmosphere with a sense of urgency.</w:t>
+        <w:t>Auctions provide an effective platform for the disposal of most assets and the stigma of ‘last resort’ thinking has changed dramatically. Buyers and sellers are fast becoming more a kind to the auction dynamic that offers conclusive sales in a vibrant atmosphere with a sense of urgency.</w:t>
       </w:r>
     </w:p>
     <w:p>
@@ -5918,7 +5900,7 @@
         </w:rPr>
         <w:t>(</w:t>
       </w:r>
-      <w:hyperlink r:id="rId31">
+      <w:hyperlink r:id="rId34">
         <w:r>
           <w:rPr>
             <w:rFonts w:ascii="Century Gothic" w:eastAsia="Calibri" w:hAnsi="Century Gothic" w:cs="Times New Roman"/>
@@ -6627,7 +6609,6 @@
         </w:rPr>
         <w:t xml:space="preserve"> </w:t>
       </w:r>
-      <w:proofErr w:type="gramStart"/>
       <w:r>
         <w:rPr>
           <w:rFonts w:ascii="Century Gothic" w:eastAsia="Calibri" w:hAnsi="Century Gothic" w:cs="Times New Roman"/>
@@ -6676,7 +6657,6 @@
         </w:rPr>
         <w:t>of</w:t>
       </w:r>
-      <w:proofErr w:type="gramEnd"/>
       <w:r>
         <w:rPr>
           <w:rFonts w:ascii="Century Gothic" w:eastAsia="Calibri" w:hAnsi="Century Gothic" w:cs="Times New Roman"/>
@@ -7480,6 +7460,16 @@
     </w:p>
     <w:p>
       <w:pPr>
+        <w:spacing w:before="120"/>
+        <w:rPr>
+          <w:rFonts w:ascii="Century Gothic" w:eastAsia="Calibri" w:hAnsi="Century Gothic" w:cs="Times New Roman"/>
+          <w:color w:val="000000" w:themeColor="text1"/>
+          <w14:ligatures w14:val="none"/>
+        </w:rPr>
+      </w:pPr>
+    </w:p>
+    <w:p>
+      <w:pPr>
         <w:widowControl w:val="0"/>
         <w:numPr>
           <w:ilvl w:val="0"/>
@@ -7505,7 +7495,6 @@
           <w:spacing w:val="-1"/>
           <w14:ligatures w14:val="none"/>
         </w:rPr>
-        <w:lastRenderedPageBreak/>
         <w:t>PROPOSED</w:t>
       </w:r>
       <w:r>
@@ -8192,16 +8181,7 @@
           <w:spacing w:val="-1"/>
           <w14:ligatures w14:val="none"/>
         </w:rPr>
-        <w:t xml:space="preserve">{{deposit_pct}}</w:t>
-      </w:r>
-      <w:r>
-        <w:rPr>
-          <w:rFonts w:ascii="Century Gothic" w:eastAsia="Calibri" w:hAnsi="Century Gothic" w:cs="Times New Roman"/>
-          <w:b/>
-          <w:spacing w:val="-1"/>
-          <w14:ligatures w14:val="none"/>
-        </w:rPr>
-        <w:t>%</w:t>
+        <w:t>{{deposit_pct}}%</w:t>
       </w:r>
       <w:r>
         <w:rPr>
@@ -8683,7 +8663,7 @@
           <w:bCs/>
           <w14:ligatures w14:val="none"/>
         </w:rPr>
-        <w:t xml:space="preserve">{{confirmation_days}}</w:t>
+        <w:t>{{confirmation_days}}</w:t>
       </w:r>
       <w:r>
         <w:rPr>
@@ -8988,7 +8968,7 @@
           <w:spacing w:val="-2"/>
           <w14:ligatures w14:val="none"/>
         </w:rPr>
-        <w:t xml:space="preserve">{{commission_payer}}</w:t>
+        <w:t>{{commission_payer}}</w:t>
       </w:r>
       <w:r>
         <w:rPr>
@@ -9041,136 +9021,126 @@
       </w:r>
       <w:r>
         <w:rPr>
-          <w:rFonts w:ascii="Century Gothic" w:eastAsia="Times New Roman" w:hAnsi="Century Gothic" w:cstheme="minorHAnsi"/>
-          <w:b/>
-          <w:bCs/>
-          <w:sz w:val="18"/>
-          <w:szCs w:val="18"/>
-          <w:lang w:val="en-US"/>
-          <w14:ligatures w14:val="none"/>
-        </w:rPr>
-        <w:t xml:space="preserve">{{commission_pct}}</w:t>
-      </w:r>
-      <w:r>
-        <w:rPr>
-          <w:rFonts w:ascii="Century Gothic" w:eastAsia="Times New Roman" w:hAnsi="Century Gothic" w:cstheme="minorHAnsi"/>
-          <w:b/>
-          <w:bCs/>
-          <w:sz w:val="18"/>
-          <w:szCs w:val="18"/>
-          <w:lang w:val="en-US"/>
-          <w14:ligatures w14:val="none"/>
-        </w:rPr>
-        <w:t>%</w:t>
-      </w:r>
-      <w:r>
-        <w:rPr>
-          <w:rFonts w:ascii="Century Gothic" w:eastAsia="Times New Roman" w:hAnsi="Century Gothic" w:cstheme="minorHAnsi"/>
-          <w:b/>
-          <w:bCs/>
-          <w:sz w:val="18"/>
-          <w:szCs w:val="18"/>
-          <w:lang w:val="en-US"/>
-          <w14:ligatures w14:val="none"/>
-        </w:rPr>
-        <w:t xml:space="preserve"> (</w:t>
-      </w:r>
-      <w:r>
-        <w:rPr>
-          <w:rFonts w:ascii="Century Gothic" w:eastAsia="Times New Roman" w:hAnsi="Century Gothic" w:cstheme="minorHAnsi"/>
-          <w:b/>
-          <w:bCs/>
-          <w:sz w:val="18"/>
-          <w:szCs w:val="18"/>
-          <w:lang w:val="en-US"/>
-          <w14:ligatures w14:val="none"/>
-        </w:rPr>
-        <w:t xml:space="preserve">{{commission_words}} </w:t>
-      </w:r>
-      <w:r>
-        <w:rPr>
-          <w:rFonts w:ascii="Century Gothic" w:eastAsia="Times New Roman" w:hAnsi="Century Gothic" w:cstheme="minorHAnsi"/>
-          <w:b/>
-          <w:bCs/>
-          <w:sz w:val="18"/>
-          <w:szCs w:val="18"/>
-          <w:lang w:val="en-US"/>
-          <w14:ligatures w14:val="none"/>
-        </w:rPr>
-        <w:t>PERCENT)</w:t>
-      </w:r>
-      <w:r>
-        <w:rPr>
-          <w:rFonts w:ascii="Century Gothic" w:eastAsia="Times New Roman" w:hAnsi="Century Gothic" w:cstheme="minorHAnsi"/>
-          <w:sz w:val="18"/>
-          <w:szCs w:val="18"/>
-          <w:lang w:val="en-US"/>
-          <w14:ligatures w14:val="none"/>
-        </w:rPr>
-        <w:t xml:space="preserve"> </w:t>
-      </w:r>
-      <w:r>
-        <w:rPr>
-          <w:rFonts w:ascii="Century Gothic" w:eastAsia="Cambria" w:hAnsi="Century Gothic" w:cs="Times New Roman"/>
-          <w14:ligatures w14:val="none"/>
-        </w:rPr>
-        <w:t xml:space="preserve">of </w:t>
-      </w:r>
-      <w:r>
-        <w:rPr>
-          <w:rFonts w:ascii="Century Gothic" w:eastAsia="Cambria" w:hAnsi="Century Gothic" w:cs="Times New Roman"/>
-          <w:spacing w:val="-1"/>
-          <w14:ligatures w14:val="none"/>
-        </w:rPr>
-        <w:t>the</w:t>
-      </w:r>
-      <w:r>
-        <w:rPr>
-          <w:rFonts w:ascii="Century Gothic" w:eastAsia="Cambria" w:hAnsi="Century Gothic" w:cs="Times New Roman"/>
-          <w14:ligatures w14:val="none"/>
-        </w:rPr>
-        <w:t xml:space="preserve"> </w:t>
-      </w:r>
-      <w:r>
-        <w:rPr>
-          <w:rFonts w:ascii="Century Gothic" w:eastAsia="Cambria" w:hAnsi="Century Gothic" w:cs="Times New Roman"/>
-          <w:spacing w:val="-1"/>
-          <w14:ligatures w14:val="none"/>
-        </w:rPr>
-        <w:t>purchase</w:t>
-      </w:r>
-      <w:r>
-        <w:rPr>
-          <w:rFonts w:ascii="Century Gothic" w:eastAsia="Cambria" w:hAnsi="Century Gothic" w:cs="Times New Roman"/>
-          <w14:ligatures w14:val="none"/>
-        </w:rPr>
-        <w:t xml:space="preserve"> </w:t>
-      </w:r>
-      <w:r>
-        <w:rPr>
-          <w:rFonts w:ascii="Century Gothic" w:eastAsia="Cambria" w:hAnsi="Century Gothic" w:cs="Times New Roman"/>
-          <w:spacing w:val="-2"/>
-          <w14:ligatures w14:val="none"/>
-        </w:rPr>
-        <w:t>price,</w:t>
-      </w:r>
-      <w:r>
-        <w:rPr>
-          <w:rFonts w:ascii="Century Gothic" w:eastAsia="Cambria" w:hAnsi="Century Gothic" w:cs="Times New Roman"/>
-          <w:spacing w:val="1"/>
-          <w14:ligatures w14:val="none"/>
-        </w:rPr>
-        <w:t xml:space="preserve"> </w:t>
-      </w:r>
-      <w:r>
-        <w:rPr>
           <w:rFonts w:ascii="Century Gothic" w:eastAsia="Cambria" w:hAnsi="Century Gothic" w:cs="Times New Roman"/>
           <w:b/>
           <w:bCs/>
           <w:spacing w:val="-1"/>
           <w14:ligatures w14:val="none"/>
         </w:rPr>
-        <w:t xml:space="preserve">{{commission_vat}}</w:t>
+        <w:t>{{commission_pct}}% ({{commission_words}} PERCENT)</w:t>
+      </w:r>
+      <w:r>
+        <w:rPr>
+          <w:rFonts w:ascii="Century Gothic" w:eastAsia="Cambria" w:hAnsi="Century Gothic" w:cs="Times New Roman"/>
+          <w:b/>
+          <w:bCs/>
+          <w:spacing w:val="-2"/>
+          <w14:ligatures w14:val="none"/>
+        </w:rPr>
+      </w:r>
+      <w:r>
+        <w:rPr>
+          <w:rFonts w:ascii="Century Gothic" w:eastAsia="Cambria" w:hAnsi="Century Gothic" w:cs="Times New Roman"/>
+          <w:b/>
+          <w:bCs/>
+          <w14:ligatures w14:val="none"/>
+        </w:rPr>
+      </w:r>
+      <w:r>
+        <w:rPr>
+          <w:rFonts w:ascii="Century Gothic" w:eastAsia="Cambria" w:hAnsi="Century Gothic" w:cs="Times New Roman"/>
+          <w:b/>
+          <w:bCs/>
+          <w14:ligatures w14:val="none"/>
+        </w:rPr>
+      </w:r>
+      <w:r>
+        <w:rPr>
+          <w:rFonts w:ascii="Century Gothic" w:eastAsia="Cambria" w:hAnsi="Century Gothic" w:cs="Times New Roman"/>
+          <w:b/>
+          <w:bCs/>
+          <w14:ligatures w14:val="none"/>
+        </w:rPr>
+      </w:r>
+      <w:r>
+        <w:rPr>
+          <w:rFonts w:ascii="Century Gothic" w:eastAsia="Cambria" w:hAnsi="Century Gothic" w:cs="Times New Roman"/>
+          <w:b/>
+          <w:bCs/>
+          <w14:ligatures w14:val="none"/>
+        </w:rPr>
+      </w:r>
+      <w:r>
+        <w:rPr>
+          <w:rFonts w:ascii="Century Gothic" w:eastAsia="Cambria" w:hAnsi="Century Gothic" w:cs="Times New Roman"/>
+          <w:b/>
+          <w:bCs/>
+          <w14:ligatures w14:val="none"/>
+        </w:rPr>
+        <w:t xml:space="preserve"> </w:t>
+      </w:r>
+      <w:r>
+        <w:rPr>
+          <w:rFonts w:ascii="Century Gothic" w:eastAsia="Cambria" w:hAnsi="Century Gothic" w:cs="Times New Roman"/>
+          <w14:ligatures w14:val="none"/>
+        </w:rPr>
+        <w:t xml:space="preserve">of </w:t>
+      </w:r>
+      <w:r>
+        <w:rPr>
+          <w:rFonts w:ascii="Century Gothic" w:eastAsia="Cambria" w:hAnsi="Century Gothic" w:cs="Times New Roman"/>
+          <w:spacing w:val="-1"/>
+          <w14:ligatures w14:val="none"/>
+        </w:rPr>
+        <w:t>the</w:t>
+      </w:r>
+      <w:r>
+        <w:rPr>
+          <w:rFonts w:ascii="Century Gothic" w:eastAsia="Cambria" w:hAnsi="Century Gothic" w:cs="Times New Roman"/>
+          <w14:ligatures w14:val="none"/>
+        </w:rPr>
+        <w:t xml:space="preserve"> </w:t>
+      </w:r>
+      <w:r>
+        <w:rPr>
+          <w:rFonts w:ascii="Century Gothic" w:eastAsia="Cambria" w:hAnsi="Century Gothic" w:cs="Times New Roman"/>
+          <w:spacing w:val="-1"/>
+          <w14:ligatures w14:val="none"/>
+        </w:rPr>
+        <w:t>purchase</w:t>
+      </w:r>
+      <w:r>
+        <w:rPr>
+          <w:rFonts w:ascii="Century Gothic" w:eastAsia="Cambria" w:hAnsi="Century Gothic" w:cs="Times New Roman"/>
+          <w14:ligatures w14:val="none"/>
+        </w:rPr>
+        <w:t xml:space="preserve"> </w:t>
+      </w:r>
+      <w:r>
+        <w:rPr>
+          <w:rFonts w:ascii="Century Gothic" w:eastAsia="Cambria" w:hAnsi="Century Gothic" w:cs="Times New Roman"/>
+          <w:spacing w:val="-2"/>
+          <w14:ligatures w14:val="none"/>
+        </w:rPr>
+        <w:t>price,</w:t>
+      </w:r>
+      <w:r>
+        <w:rPr>
+          <w:rFonts w:ascii="Century Gothic" w:eastAsia="Cambria" w:hAnsi="Century Gothic" w:cs="Times New Roman"/>
+          <w:spacing w:val="1"/>
+          <w14:ligatures w14:val="none"/>
+        </w:rPr>
+        <w:t xml:space="preserve"> </w:t>
+      </w:r>
+      <w:r>
+        <w:rPr>
+          <w:rFonts w:ascii="Century Gothic" w:eastAsia="Cambria" w:hAnsi="Century Gothic" w:cs="Times New Roman"/>
+          <w:b/>
+          <w:bCs/>
+          <w:spacing w:val="-1"/>
+          <w14:ligatures w14:val="none"/>
+        </w:rPr>
+        <w:t>{{commission_vat}}</w:t>
       </w:r>
       <w:r>
         <w:rPr>
@@ -9198,30 +9168,6 @@
         <w:spacing w:before="120"/>
         <w:rPr>
           <w:rFonts w:ascii="Century Gothic" w:eastAsia="Cambria" w:hAnsi="Century Gothic" w:cs="Times New Roman"/>
-          <w:sz w:val="24"/>
-          <w:szCs w:val="24"/>
-          <w:lang w:val="en-US"/>
-          <w14:ligatures w14:val="none"/>
-        </w:rPr>
-      </w:pPr>
-    </w:p>
-    <w:p>
-      <w:pPr>
-        <w:jc w:val="both"/>
-        <w:rPr>
-          <w:rFonts w:ascii="Century Gothic" w:eastAsia="Times New Roman" w:hAnsi="Century Gothic" w:cstheme="minorHAnsi"/>
-          <w:sz w:val="24"/>
-          <w:szCs w:val="24"/>
-          <w:lang w:val="en-US"/>
-          <w14:ligatures w14:val="none"/>
-        </w:rPr>
-      </w:pPr>
-    </w:p>
-    <w:p>
-      <w:pPr>
-        <w:jc w:val="both"/>
-        <w:rPr>
-          <w:rFonts w:ascii="Century Gothic" w:eastAsia="Times New Roman" w:hAnsi="Century Gothic" w:cstheme="minorHAnsi"/>
           <w:sz w:val="24"/>
           <w:szCs w:val="24"/>
           <w:lang w:val="en-US"/>
@@ -9265,7 +9211,30 @@
           <w:lang w:val="en-US"/>
           <w14:ligatures w14:val="none"/>
         </w:rPr>
-        <w:t>Dynamic Solutions 1068 Pty (ltd) T/A Dynamic Auctioneers</w:t>
+        <w:t>Dynamic Solutions 1068 (Pty) Ltd</w:t>
+      </w:r>
+      <w:r>
+        <w:rPr>
+          <w:rFonts w:ascii="Century Gothic" w:eastAsia="Times New Roman" w:hAnsi="Century Gothic"/>
+          <w:b/>
+          <w:bCs/>
+          <w:sz w:val="20"/>
+          <w:szCs w:val="20"/>
+          <w:lang w:val="en-US"/>
+          <w14:ligatures w14:val="none"/>
+        </w:rPr>
+      </w:r>
+      <w:r>
+        <w:rPr>
+          <w:rFonts w:ascii="Century Gothic" w:eastAsia="Times New Roman" w:hAnsi="Century Gothic"/>
+          <w:b/>
+          <w:bCs/>
+          <w:sz w:val="20"/>
+          <w:szCs w:val="20"/>
+          <w:lang w:val="en-US"/>
+          <w14:ligatures w14:val="none"/>
+        </w:rPr>
+        <w:t xml:space="preserve"> T/A Dynamic Auctioneers</w:t>
       </w:r>
     </w:p>
     <w:p>
@@ -9328,24 +9297,31 @@
           <w:lang w:val="en-US"/>
           <w14:ligatures w14:val="none"/>
         </w:rPr>
-        <w:t xml:space="preserve">CENTURION</w:t>
-      </w:r>
-    </w:p>
-    <w:p>
-      <w:pPr>
+        <w:t>C</w:t>
+      </w:r>
+      <w:r>
         <w:rPr>
           <w:rFonts w:ascii="Century Gothic" w:eastAsia="Times New Roman" w:hAnsi="Century Gothic"/>
-          <w:b/>
-          <w:bCs/>
-          <w:i/>
-          <w:iCs/>
           <w:sz w:val="20"/>
           <w:szCs w:val="20"/>
           <w:lang w:val="en-US"/>
           <w14:ligatures w14:val="none"/>
         </w:rPr>
-      </w:pPr>
-      <w:r>
+        <w:t>E</w:t>
+      </w:r>
+      <w:r>
+        <w:rPr>
+          <w:rFonts w:ascii="Century Gothic" w:eastAsia="Times New Roman" w:hAnsi="Century Gothic"/>
+          <w:sz w:val="20"/>
+          <w:szCs w:val="20"/>
+          <w:lang w:val="en-US"/>
+          <w14:ligatures w14:val="none"/>
+        </w:rPr>
+        <w:t>NTURION</w:t>
+      </w:r>
+    </w:p>
+    <w:p>
+      <w:pPr>
         <w:rPr>
           <w:rFonts w:ascii="Century Gothic" w:eastAsia="Times New Roman" w:hAnsi="Century Gothic"/>
           <w:b/>
@@ -9358,8 +9334,88 @@
           <w:lang w:val="en-US"/>
           <w14:ligatures w14:val="none"/>
         </w:rPr>
-        <w:t>properties@dynamicauctioneers.co.za</w:t>
-      </w:r>
+      </w:pPr>
+      <w:hyperlink r:id="rId35" w:history="1">
+        <w:r>
+          <w:rPr>
+            <w:rStyle w:val="Hyperlink"/>
+            <w:rFonts w:ascii="Century Gothic" w:eastAsia="Times New Roman" w:hAnsi="Century Gothic"/>
+            <w:b/>
+            <w:bCs/>
+            <w:i/>
+            <w:iCs/>
+            <w:sz w:val="20"/>
+            <w:szCs w:val="20"/>
+            <w:lang w:val="en-US"/>
+            <w14:ligatures w14:val="none"/>
+          </w:rPr>
+          <w:t>properties@dynamicauctioneers.co.za</w:t>
+        </w:r>
+      </w:hyperlink>
+      <w:r>
+        <w:rPr>
+          <w:rFonts w:ascii="Century Gothic" w:eastAsia="Times New Roman" w:hAnsi="Century Gothic"/>
+          <w:b/>
+          <w:bCs/>
+          <w:i/>
+          <w:iCs/>
+          <w:color w:val="ED7D31" w:themeColor="accent2"/>
+          <w:sz w:val="20"/>
+          <w:szCs w:val="20"/>
+          <w:lang w:val="en-US"/>
+          <w14:ligatures w14:val="none"/>
+        </w:rPr>
+        <w:t xml:space="preserve">, </w:t>
+      </w:r>
+      <w:hyperlink r:id="rId36" w:history="1">
+        <w:r>
+          <w:rPr>
+            <w:rStyle w:val="Hyperlink"/>
+            <w:rFonts w:ascii="Century Gothic" w:eastAsia="Times New Roman" w:hAnsi="Century Gothic"/>
+            <w:b/>
+            <w:bCs/>
+            <w:i/>
+            <w:iCs/>
+            <w:sz w:val="20"/>
+            <w:szCs w:val="20"/>
+            <w:lang w:val="en-US"/>
+            <w14:ligatures w14:val="none"/>
+          </w:rPr>
+          <w:t>properties.admin@dynamicauctioneers.co.za</w:t>
+        </w:r>
+      </w:hyperlink>
+      <w:r>
+        <w:rPr>
+          <w:rFonts w:ascii="Century Gothic" w:eastAsia="Times New Roman" w:hAnsi="Century Gothic"/>
+          <w:b/>
+          <w:bCs/>
+          <w:i/>
+          <w:iCs/>
+          <w:color w:val="ED7D31" w:themeColor="accent2"/>
+          <w:sz w:val="20"/>
+          <w:szCs w:val="20"/>
+          <w:lang w:val="en-US"/>
+          <w14:ligatures w14:val="none"/>
+        </w:rPr>
+        <w:t xml:space="preserve"> and </w:t>
+      </w:r>
+      <w:hyperlink r:id="rId37" w:history="1">
+        <w:r>
+          <w:rPr>
+            <w:rStyle w:val="Hyperlink"/>
+            <w:rFonts w:ascii="Century Gothic" w:eastAsia="Times New Roman" w:hAnsi="Century Gothic"/>
+            <w:b/>
+            <w:bCs/>
+            <w:i/>
+            <w:iCs/>
+            <w:sz w:val="20"/>
+            <w:szCs w:val="20"/>
+            <w:lang w:val="en-US"/>
+            <w14:ligatures w14:val="none"/>
+          </w:rPr>
+          <w:t>administration@dynamicauctioneers.co.za</w:t>
+        </w:r>
+      </w:hyperlink>
     </w:p>
     <w:p>
       <w:pPr>
@@ -9424,10 +9480,12 @@
     </w:p>
     <w:p/>
     <w:sectPr>
-      <w:headerReference w:type="default" r:id="rId32"/>
-      <w:footerReference w:type="default" r:id="rId33"/>
-      <w:headerReference w:type="first" r:id="rId34"/>
-      <w:footerReference w:type="first" r:id="rId35"/>
+      <w:headerReference w:type="even" r:id="rId38"/>
+      <w:headerReference w:type="default" r:id="rId39"/>
+      <w:footerReference w:type="even" r:id="rId40"/>
+      <w:footerReference w:type="default" r:id="rId41"/>
+      <w:headerReference w:type="first" r:id="rId42"/>
+      <w:footerReference w:type="first" r:id="rId43"/>
       <w:pgSz w:w="11906" w:h="16838"/>
       <w:pgMar w:top="720" w:right="720" w:bottom="720" w:left="720" w:header="3118" w:footer="907" w:gutter="0"/>
       <w:cols w:space="708"/>
@@ -9461,6 +9519,16 @@
 </file>
 
 <file path=word/footer1.xml><?xml version="1.0" encoding="utf-8"?>
+<w:ftr xmlns:wpc="http://schemas.microsoft.com/office/word/2010/wordprocessingCanvas" xmlns:cx="http://schemas.microsoft.com/office/drawing/2014/chartex" xmlns:cx1="http://schemas.microsoft.com/office/drawing/2015/9/8/chartex" xmlns:cx2="http://schemas.microsoft.com/office/drawing/2015/10/21/chartex" xmlns:cx3="http://schemas.microsoft.com/office/drawing/2016/5/9/chartex" xmlns:cx4="http://schemas.microsoft.com/office/drawing/2016/5/10/chartex" xmlns:cx5="http://schemas.microsoft.com/office/drawing/2016/5/11/chartex" xmlns:cx6="http://schemas.microsoft.com/office/drawing/2016/5/12/chartex" xmlns:cx7="http://schemas.microsoft.com/office/drawing/2016/5/13/chartex" xmlns:cx8="http://schemas.microsoft.com/office/drawing/2016/5/14/chartex" xmlns:mc="http://schemas.openxmlformats.org/markup-compatibility/2006" xmlns:aink="http://schemas.microsoft.com/office/drawing/2016/ink" xmlns:am3d="http://schemas.microsoft.com/office/drawing/2017/model3d" xmlns:o="urn:schemas-microsoft-com:office:office" xmlns:oel="http://schemas.microsoft.com/office/2019/extlst" xmlns:r="http://schemas.openxmlformats.org/officeDocument/2006/relationships" xmlns:m="http://schemas.openxmlformats.org/officeDocument/2006/math" xmlns:v="urn:schemas-microsoft-com:vml" xmlns:wp14="http://schemas.microsoft.com/office/word/2010/wordprocessingDrawing" xmlns:wp="http://schemas.openxmlformats.org/drawingml/2006/wordprocessingDrawing" xmlns:w10="urn:schemas-microsoft-com:office:word" xmlns:w="http://schemas.openxmlformats.org/wordprocessingml/2006/main" xmlns:w14="http://schemas.microsoft.com/office/word/2010/wordml" xmlns:w15="http://schemas.microsoft.com/office/word/2012/wordml" xmlns:w16cex="http://schemas.microsoft.com/office/word/2018/wordml/cex" xmlns:w16cid="http://schemas.microsoft.com/office/word/2016/wordml/cid" xmlns:w16="http://schemas.microsoft.com/office/word/2018/wordml" xmlns:w16du="http://schemas.microsoft.com/office/word/2023/wordml/word16du" xmlns:w16sdtdh="http://schemas.microsoft.com/office/word/2020/wordml/sdtdatahash" xmlns:w16sdtfl="http://schemas.microsoft.com/office/word/2024/wordml/sdtformatlock" xmlns:w16se="http://schemas.microsoft.com/office/word/2015/wordml/symex" xmlns:wpg="http://schemas.microsoft.com/office/word/2010/wordprocessingGroup" xmlns:wpi="http://schemas.microsoft.com/office/word/2010/wordprocessingInk" xmlns:wne="http://schemas.microsoft.com/office/word/2006/wordml" xmlns:wps="http://schemas.microsoft.com/office/word/2010/wordprocessingShape" mc:Ignorable="w14 w15 w16se w16cid w16 w16cex w16sdtdh w16sdtfl w16du wp14">
+  <w:p>
+    <w:pPr>
+      <w:pStyle w:val="Footer"/>
+    </w:pPr>
+  </w:p>
+</w:ftr>
+</file>
+
+<file path=word/footer2.xml><?xml version="1.0" encoding="utf-8"?>
 <w:ftr xmlns:wpc="http://schemas.microsoft.com/office/word/2010/wordprocessingCanvas" xmlns:cx="http://schemas.microsoft.com/office/drawing/2014/chartex" xmlns:cx1="http://schemas.microsoft.com/office/drawing/2015/9/8/chartex" xmlns:cx2="http://schemas.microsoft.com/office/drawing/2015/10/21/chartex" xmlns:cx3="http://schemas.microsoft.com/office/drawing/2016/5/9/chartex" xmlns:cx4="http://schemas.microsoft.com/office/drawing/2016/5/10/chartex" xmlns:cx5="http://schemas.microsoft.com/office/drawing/2016/5/11/chartex" xmlns:cx6="http://schemas.microsoft.com/office/drawing/2016/5/12/chartex" xmlns:cx7="http://schemas.microsoft.com/office/drawing/2016/5/13/chartex" xmlns:cx8="http://schemas.microsoft.com/office/drawing/2016/5/14/chartex" xmlns:mc="http://schemas.openxmlformats.org/markup-compatibility/2006" xmlns:aink="http://schemas.microsoft.com/office/drawing/2016/ink" xmlns:am3d="http://schemas.microsoft.com/office/drawing/2017/model3d" xmlns:o="urn:schemas-microsoft-com:office:office" xmlns:oel="http://schemas.microsoft.com/office/2019/extlst" xmlns:r="http://schemas.openxmlformats.org/officeDocument/2006/relationships" xmlns:m="http://schemas.openxmlformats.org/officeDocument/2006/math" xmlns:v="urn:schemas-microsoft-com:vml" xmlns:wp14="http://schemas.microsoft.com/office/word/2010/wordprocessingDrawing" xmlns:wp="http://schemas.openxmlformats.org/drawingml/2006/wordprocessingDrawing" xmlns:w10="urn:schemas-microsoft-com:office:word" xmlns:w="http://schemas.openxmlformats.org/wordprocessingml/2006/main" xmlns:w14="http://schemas.microsoft.com/office/word/2010/wordml" xmlns:w15="http://schemas.microsoft.com/office/word/2012/wordml" xmlns:w16cex="http://schemas.microsoft.com/office/word/2018/wordml/cex" xmlns:w16cid="http://schemas.microsoft.com/office/word/2016/wordml/cid" xmlns:w16="http://schemas.microsoft.com/office/word/2018/wordml" xmlns:w16du="http://schemas.microsoft.com/office/word/2023/wordml/word16du" xmlns:w16sdtdh="http://schemas.microsoft.com/office/word/2020/wordml/sdtdatahash" xmlns:w16sdtfl="http://schemas.microsoft.com/office/word/2024/wordml/sdtformatlock" xmlns:w16se="http://schemas.microsoft.com/office/word/2015/wordml/symex" xmlns:wpg="http://schemas.microsoft.com/office/word/2010/wordprocessingGroup" xmlns:wpi="http://schemas.microsoft.com/office/word/2010/wordprocessingInk" xmlns:wne="http://schemas.microsoft.com/office/word/2006/wordml" xmlns:wps="http://schemas.microsoft.com/office/word/2010/wordprocessingShape" mc:Ignorable="w14 w15 w16se w16cid w16 w16cex w16sdtdh w16sdtfl w16du wp14">
   <w:sdt>
     <w:sdtPr>
@@ -9512,67 +9580,7 @@
             <w:noProof/>
           </w:rPr>
           <w:drawing>
-            <wp:anchor distT="0" distB="0" distL="114300" distR="114300" simplePos="0" relativeHeight="251658244" behindDoc="1" locked="0" layoutInCell="1" allowOverlap="1" wp14:anchorId="1B263172" wp14:editId="2343A0FB">
-              <wp:simplePos x="0" y="0"/>
-              <wp:positionH relativeFrom="page">
-                <wp:posOffset>13063</wp:posOffset>
-              </wp:positionH>
-              <wp:positionV relativeFrom="paragraph">
-                <wp:posOffset>205831</wp:posOffset>
-              </wp:positionV>
-              <wp:extent cx="7552049" cy="873967"/>
-              <wp:effectExtent l="0" t="0" r="0" b="2540"/>
-              <wp:wrapNone/>
-              <wp:docPr id="1716136481" name="Picture 1716136481"/>
-              <wp:cNvGraphicFramePr>
-                <a:graphicFrameLocks xmlns:a="http://schemas.openxmlformats.org/drawingml/2006/main" noChangeAspect="1"/>
-              </wp:cNvGraphicFramePr>
-              <a:graphic xmlns:a="http://schemas.openxmlformats.org/drawingml/2006/main">
-                <a:graphicData uri="http://schemas.openxmlformats.org/drawingml/2006/picture">
-                  <pic:pic xmlns:pic="http://schemas.openxmlformats.org/drawingml/2006/picture">
-                    <pic:nvPicPr>
-                      <pic:cNvPr id="8" name="Picture 8"/>
-                      <pic:cNvPicPr/>
-                    </pic:nvPicPr>
-                    <pic:blipFill>
-                      <a:blip r:embed="rId1">
-                        <a:extLst>
-                          <a:ext uri="{28A0092B-C50C-407E-A947-70E740481C1C}">
-                            <a14:useLocalDpi xmlns:a14="http://schemas.microsoft.com/office/drawing/2010/main" val="0"/>
-                          </a:ext>
-                        </a:extLst>
-                      </a:blip>
-                      <a:stretch>
-                        <a:fillRect/>
-                      </a:stretch>
-                    </pic:blipFill>
-                    <pic:spPr>
-                      <a:xfrm>
-                        <a:off x="0" y="0"/>
-                        <a:ext cx="7552049" cy="873967"/>
-                      </a:xfrm>
-                      <a:prstGeom prst="rect">
-                        <a:avLst/>
-                      </a:prstGeom>
-                    </pic:spPr>
-                  </pic:pic>
-                </a:graphicData>
-              </a:graphic>
-              <wp14:sizeRelH relativeFrom="page">
-                <wp14:pctWidth>0</wp14:pctWidth>
-              </wp14:sizeRelH>
-              <wp14:sizeRelV relativeFrom="page">
-                <wp14:pctHeight>0</wp14:pctHeight>
-              </wp14:sizeRelV>
-            </wp:anchor>
-          </w:drawing>
-        </w:r>
-        <w:r>
-          <w:rPr>
-            <w:noProof/>
-          </w:rPr>
-          <w:drawing>
-            <wp:anchor distT="0" distB="0" distL="114300" distR="114300" simplePos="0" relativeHeight="251658242" behindDoc="1" locked="0" layoutInCell="1" allowOverlap="1" wp14:anchorId="0FEF6685" wp14:editId="30567B41">
+            <wp:anchor distT="0" distB="0" distL="114300" distR="114300" simplePos="0" relativeHeight="251658243" behindDoc="1" locked="0" layoutInCell="1" allowOverlap="1" wp14:anchorId="0FEF6685" wp14:editId="30567B41">
               <wp:simplePos x="0" y="0"/>
               <wp:positionH relativeFrom="page">
                 <wp:posOffset>7620</wp:posOffset>
@@ -9595,7 +9603,7 @@
                       <pic:cNvPicPr/>
                     </pic:nvPicPr>
                     <pic:blipFill>
-                      <a:blip r:embed="rId2">
+                      <a:blip r:embed="rId1">
                         <a:extLst>
                           <a:ext uri="{28A0092B-C50C-407E-A947-70E740481C1C}">
                             <a14:useLocalDpi xmlns:a14="http://schemas.microsoft.com/office/drawing/2010/main" val="0"/>
@@ -9651,7 +9659,7 @@
 </w:ftr>
 </file>
 
-<file path=word/footer2.xml><?xml version="1.0" encoding="utf-8"?>
+<file path=word/footer3.xml><?xml version="1.0" encoding="utf-8"?>
 <w:ftr xmlns:wpc="http://schemas.microsoft.com/office/word/2010/wordprocessingCanvas" xmlns:cx="http://schemas.microsoft.com/office/drawing/2014/chartex" xmlns:cx1="http://schemas.microsoft.com/office/drawing/2015/9/8/chartex" xmlns:cx2="http://schemas.microsoft.com/office/drawing/2015/10/21/chartex" xmlns:cx3="http://schemas.microsoft.com/office/drawing/2016/5/9/chartex" xmlns:cx4="http://schemas.microsoft.com/office/drawing/2016/5/10/chartex" xmlns:cx5="http://schemas.microsoft.com/office/drawing/2016/5/11/chartex" xmlns:cx6="http://schemas.microsoft.com/office/drawing/2016/5/12/chartex" xmlns:cx7="http://schemas.microsoft.com/office/drawing/2016/5/13/chartex" xmlns:cx8="http://schemas.microsoft.com/office/drawing/2016/5/14/chartex" xmlns:mc="http://schemas.openxmlformats.org/markup-compatibility/2006" xmlns:aink="http://schemas.microsoft.com/office/drawing/2016/ink" xmlns:am3d="http://schemas.microsoft.com/office/drawing/2017/model3d" xmlns:o="urn:schemas-microsoft-com:office:office" xmlns:oel="http://schemas.microsoft.com/office/2019/extlst" xmlns:r="http://schemas.openxmlformats.org/officeDocument/2006/relationships" xmlns:m="http://schemas.openxmlformats.org/officeDocument/2006/math" xmlns:v="urn:schemas-microsoft-com:vml" xmlns:wp14="http://schemas.microsoft.com/office/word/2010/wordprocessingDrawing" xmlns:wp="http://schemas.openxmlformats.org/drawingml/2006/wordprocessingDrawing" xmlns:w10="urn:schemas-microsoft-com:office:word" xmlns:w="http://schemas.openxmlformats.org/wordprocessingml/2006/main" xmlns:w14="http://schemas.microsoft.com/office/word/2010/wordml" xmlns:w15="http://schemas.microsoft.com/office/word/2012/wordml" xmlns:w16cex="http://schemas.microsoft.com/office/word/2018/wordml/cex" xmlns:w16cid="http://schemas.microsoft.com/office/word/2016/wordml/cid" xmlns:w16="http://schemas.microsoft.com/office/word/2018/wordml" xmlns:w16du="http://schemas.microsoft.com/office/word/2023/wordml/word16du" xmlns:w16sdtdh="http://schemas.microsoft.com/office/word/2020/wordml/sdtdatahash" xmlns:w16sdtfl="http://schemas.microsoft.com/office/word/2024/wordml/sdtformatlock" xmlns:w16se="http://schemas.microsoft.com/office/word/2015/wordml/symex" xmlns:wpg="http://schemas.microsoft.com/office/word/2010/wordprocessingGroup" xmlns:wpi="http://schemas.microsoft.com/office/word/2010/wordprocessingInk" xmlns:wne="http://schemas.microsoft.com/office/word/2006/wordml" xmlns:wps="http://schemas.microsoft.com/office/word/2010/wordprocessingShape" mc:Ignorable="w14 w15 w16se w16cid w16 w16cex w16sdtdh w16sdtfl w16du wp14">
   <w:sdt>
     <w:sdtPr>
@@ -9673,7 +9681,7 @@
             <w:noProof/>
           </w:rPr>
           <w:drawing>
-            <wp:anchor distT="0" distB="0" distL="114300" distR="114300" simplePos="0" relativeHeight="251658241" behindDoc="1" locked="0" layoutInCell="1" allowOverlap="1" wp14:anchorId="7B827715" wp14:editId="22C390AF">
+            <wp:anchor distT="0" distB="0" distL="114300" distR="114300" simplePos="0" relativeHeight="251658242" behindDoc="1" locked="0" layoutInCell="1" allowOverlap="1" wp14:anchorId="7B827715" wp14:editId="22C390AF">
               <wp:simplePos x="0" y="0"/>
               <wp:positionH relativeFrom="page">
                 <wp:posOffset>8467</wp:posOffset>
@@ -9800,31 +9808,33 @@
     <w:pPr>
       <w:pStyle w:val="Header"/>
     </w:pPr>
+  </w:p>
+</w:hdr>
+</file>
+
+<file path=word/header2.xml><?xml version="1.0" encoding="utf-8"?>
+<w:hdr xmlns:wpc="http://schemas.microsoft.com/office/word/2010/wordprocessingCanvas" xmlns:cx="http://schemas.microsoft.com/office/drawing/2014/chartex" xmlns:cx1="http://schemas.microsoft.com/office/drawing/2015/9/8/chartex" xmlns:cx2="http://schemas.microsoft.com/office/drawing/2015/10/21/chartex" xmlns:cx3="http://schemas.microsoft.com/office/drawing/2016/5/9/chartex" xmlns:cx4="http://schemas.microsoft.com/office/drawing/2016/5/10/chartex" xmlns:cx5="http://schemas.microsoft.com/office/drawing/2016/5/11/chartex" xmlns:cx6="http://schemas.microsoft.com/office/drawing/2016/5/12/chartex" xmlns:cx7="http://schemas.microsoft.com/office/drawing/2016/5/13/chartex" xmlns:cx8="http://schemas.microsoft.com/office/drawing/2016/5/14/chartex" xmlns:mc="http://schemas.openxmlformats.org/markup-compatibility/2006" xmlns:aink="http://schemas.microsoft.com/office/drawing/2016/ink" xmlns:am3d="http://schemas.microsoft.com/office/drawing/2017/model3d" xmlns:o="urn:schemas-microsoft-com:office:office" xmlns:oel="http://schemas.microsoft.com/office/2019/extlst" xmlns:r="http://schemas.openxmlformats.org/officeDocument/2006/relationships" xmlns:m="http://schemas.openxmlformats.org/officeDocument/2006/math" xmlns:v="urn:schemas-microsoft-com:vml" xmlns:wp14="http://schemas.microsoft.com/office/word/2010/wordprocessingDrawing" xmlns:wp="http://schemas.openxmlformats.org/drawingml/2006/wordprocessingDrawing" xmlns:w10="urn:schemas-microsoft-com:office:word" xmlns:w="http://schemas.openxmlformats.org/wordprocessingml/2006/main" xmlns:w14="http://schemas.microsoft.com/office/word/2010/wordml" xmlns:w15="http://schemas.microsoft.com/office/word/2012/wordml" xmlns:w16cex="http://schemas.microsoft.com/office/word/2018/wordml/cex" xmlns:w16cid="http://schemas.microsoft.com/office/word/2016/wordml/cid" xmlns:w16="http://schemas.microsoft.com/office/word/2018/wordml" xmlns:w16du="http://schemas.microsoft.com/office/word/2023/wordml/word16du" xmlns:w16sdtdh="http://schemas.microsoft.com/office/word/2020/wordml/sdtdatahash" xmlns:w16sdtfl="http://schemas.microsoft.com/office/word/2024/wordml/sdtformatlock" xmlns:w16se="http://schemas.microsoft.com/office/word/2015/wordml/symex" xmlns:wpg="http://schemas.microsoft.com/office/word/2010/wordprocessingGroup" xmlns:wpi="http://schemas.microsoft.com/office/word/2010/wordprocessingInk" xmlns:wne="http://schemas.microsoft.com/office/word/2006/wordml" xmlns:wps="http://schemas.microsoft.com/office/word/2010/wordprocessingShape" mc:Ignorable="w14 w15 w16se w16cid w16 w16cex w16sdtdh w16sdtfl w16du wp14">
+  <w:p>
+    <w:pPr>
+      <w:pStyle w:val="Header"/>
+    </w:pPr>
     <w:r>
       <w:rPr>
         <w:noProof/>
       </w:rPr>
       <w:drawing>
-        <wp:anchor distT="0" distB="0" distL="114300" distR="114300" simplePos="0" relativeHeight="251658243" behindDoc="1" locked="0" layoutInCell="1" allowOverlap="1" wp14:anchorId="205EC892" wp14:editId="44C4165F">
+        <wp:anchor distT="0" distB="0" distL="114300" distR="114300" simplePos="0" relativeHeight="251662339" behindDoc="0" locked="0" layoutInCell="1" allowOverlap="1" wp14:anchorId="46EC0201" wp14:editId="4BA561E7">
           <wp:simplePos x="0" y="0"/>
           <wp:positionH relativeFrom="page">
             <wp:align>right</wp:align>
           </wp:positionH>
           <wp:positionV relativeFrom="paragraph">
-            <wp:posOffset>-1984012</wp:posOffset>
+            <wp:posOffset>-1953463</wp:posOffset>
           </wp:positionV>
-          <wp:extent cx="7541260" cy="1835150"/>
-          <wp:effectExtent l="0" t="0" r="2540" b="0"/>
-          <wp:wrapTight wrapText="bothSides">
-            <wp:wrapPolygon edited="0">
-              <wp:start x="0" y="0"/>
-              <wp:lineTo x="0" y="21301"/>
-              <wp:lineTo x="21553" y="21301"/>
-              <wp:lineTo x="21553" y="0"/>
-              <wp:lineTo x="0" y="0"/>
-            </wp:wrapPolygon>
-          </wp:wrapTight>
-          <wp:docPr id="1846944290" name="Picture 2"/>
+          <wp:extent cx="7563394" cy="1847983"/>
+          <wp:effectExtent l="0" t="0" r="0" b="0"/>
+          <wp:wrapNone/>
+          <wp:docPr id="1216036092" name="Picture 1"/>
           <wp:cNvGraphicFramePr>
             <a:graphicFrameLocks xmlns:a="http://schemas.openxmlformats.org/drawingml/2006/main" noChangeAspect="1"/>
           </wp:cNvGraphicFramePr>
@@ -9832,7 +9842,7 @@
             <a:graphicData uri="http://schemas.openxmlformats.org/drawingml/2006/picture">
               <pic:pic xmlns:pic="http://schemas.openxmlformats.org/drawingml/2006/picture">
                 <pic:nvPicPr>
-                  <pic:cNvPr id="0" name="Picture 2"/>
+                  <pic:cNvPr id="0" name="Picture 1"/>
                   <pic:cNvPicPr>
                     <a:picLocks noChangeAspect="1" noChangeArrowheads="1"/>
                   </pic:cNvPicPr>
@@ -9853,16 +9863,25 @@
                 <pic:spPr bwMode="auto">
                   <a:xfrm>
                     <a:off x="0" y="0"/>
-                    <a:ext cx="7541260" cy="1835150"/>
+                    <a:ext cx="7563394" cy="1847983"/>
                   </a:xfrm>
                   <a:prstGeom prst="rect">
                     <a:avLst/>
                   </a:prstGeom>
                   <a:noFill/>
+                  <a:ln>
+                    <a:noFill/>
+                  </a:ln>
                 </pic:spPr>
               </pic:pic>
             </a:graphicData>
           </a:graphic>
+          <wp14:sizeRelH relativeFrom="margin">
+            <wp14:pctWidth>0</wp14:pctWidth>
+          </wp14:sizeRelH>
+          <wp14:sizeRelV relativeFrom="margin">
+            <wp14:pctHeight>0</wp14:pctHeight>
+          </wp14:sizeRelV>
         </wp:anchor>
       </w:drawing>
     </w:r>
@@ -9870,7 +9889,7 @@
 </w:hdr>
 </file>
 
-<file path=word/header2.xml><?xml version="1.0" encoding="utf-8"?>
+<file path=word/header3.xml><?xml version="1.0" encoding="utf-8"?>
 <w:hdr xmlns:wpc="http://schemas.microsoft.com/office/word/2010/wordprocessingCanvas" xmlns:cx="http://schemas.microsoft.com/office/drawing/2014/chartex" xmlns:cx1="http://schemas.microsoft.com/office/drawing/2015/9/8/chartex" xmlns:cx2="http://schemas.microsoft.com/office/drawing/2015/10/21/chartex" xmlns:cx3="http://schemas.microsoft.com/office/drawing/2016/5/9/chartex" xmlns:cx4="http://schemas.microsoft.com/office/drawing/2016/5/10/chartex" xmlns:cx5="http://schemas.microsoft.com/office/drawing/2016/5/11/chartex" xmlns:cx6="http://schemas.microsoft.com/office/drawing/2016/5/12/chartex" xmlns:cx7="http://schemas.microsoft.com/office/drawing/2016/5/13/chartex" xmlns:cx8="http://schemas.microsoft.com/office/drawing/2016/5/14/chartex" xmlns:mc="http://schemas.openxmlformats.org/markup-compatibility/2006" xmlns:aink="http://schemas.microsoft.com/office/drawing/2016/ink" xmlns:am3d="http://schemas.microsoft.com/office/drawing/2017/model3d" xmlns:o="urn:schemas-microsoft-com:office:office" xmlns:oel="http://schemas.microsoft.com/office/2019/extlst" xmlns:r="http://schemas.openxmlformats.org/officeDocument/2006/relationships" xmlns:m="http://schemas.openxmlformats.org/officeDocument/2006/math" xmlns:v="urn:schemas-microsoft-com:vml" xmlns:wp14="http://schemas.microsoft.com/office/word/2010/wordprocessingDrawing" xmlns:wp="http://schemas.openxmlformats.org/drawingml/2006/wordprocessingDrawing" xmlns:w10="urn:schemas-microsoft-com:office:word" xmlns:w="http://schemas.openxmlformats.org/wordprocessingml/2006/main" xmlns:w14="http://schemas.microsoft.com/office/word/2010/wordml" xmlns:w15="http://schemas.microsoft.com/office/word/2012/wordml" xmlns:w16cex="http://schemas.microsoft.com/office/word/2018/wordml/cex" xmlns:w16cid="http://schemas.microsoft.com/office/word/2016/wordml/cid" xmlns:w16="http://schemas.microsoft.com/office/word/2018/wordml" xmlns:w16du="http://schemas.microsoft.com/office/word/2023/wordml/word16du" xmlns:w16sdtdh="http://schemas.microsoft.com/office/word/2020/wordml/sdtdatahash" xmlns:w16sdtfl="http://schemas.microsoft.com/office/word/2024/wordml/sdtformatlock" xmlns:w16se="http://schemas.microsoft.com/office/word/2015/wordml/symex" xmlns:wpg="http://schemas.microsoft.com/office/word/2010/wordprocessingGroup" xmlns:wpi="http://schemas.microsoft.com/office/word/2010/wordprocessingInk" xmlns:wne="http://schemas.microsoft.com/office/word/2006/wordml" xmlns:wps="http://schemas.microsoft.com/office/word/2010/wordprocessingShape" mc:Ignorable="w14 w15 w16se w16cid w16 w16cex w16sdtdh w16sdtfl w16du wp14">
   <w:p>
     <w:pPr>
@@ -9881,26 +9900,18 @@
         <w:noProof/>
       </w:rPr>
       <w:drawing>
-        <wp:anchor distT="0" distB="0" distL="114300" distR="114300" simplePos="0" relativeHeight="251658245" behindDoc="1" locked="0" layoutInCell="1" allowOverlap="1" wp14:anchorId="3B30AECB" wp14:editId="55AE70DF">
+        <wp:anchor distT="0" distB="0" distL="114300" distR="114300" simplePos="0" relativeHeight="251660291" behindDoc="0" locked="0" layoutInCell="1" allowOverlap="1" wp14:anchorId="539EAC56" wp14:editId="103741DE">
           <wp:simplePos x="0" y="0"/>
           <wp:positionH relativeFrom="page">
-            <wp:posOffset>13063</wp:posOffset>
+            <wp:align>left</wp:align>
           </wp:positionH>
           <wp:positionV relativeFrom="paragraph">
-            <wp:posOffset>-1979930</wp:posOffset>
+            <wp:posOffset>-1961108</wp:posOffset>
           </wp:positionV>
-          <wp:extent cx="7541260" cy="1835150"/>
-          <wp:effectExtent l="0" t="0" r="2540" b="0"/>
-          <wp:wrapTight wrapText="bothSides">
-            <wp:wrapPolygon edited="0">
-              <wp:start x="0" y="0"/>
-              <wp:lineTo x="0" y="21301"/>
-              <wp:lineTo x="21553" y="21301"/>
-              <wp:lineTo x="21553" y="0"/>
-              <wp:lineTo x="0" y="0"/>
-            </wp:wrapPolygon>
-          </wp:wrapTight>
-          <wp:docPr id="1781576450" name="Picture 2"/>
+          <wp:extent cx="7563394" cy="1847983"/>
+          <wp:effectExtent l="0" t="0" r="0" b="0"/>
+          <wp:wrapNone/>
+          <wp:docPr id="501704999" name="Picture 1"/>
           <wp:cNvGraphicFramePr>
             <a:graphicFrameLocks xmlns:a="http://schemas.openxmlformats.org/drawingml/2006/main" noChangeAspect="1"/>
           </wp:cNvGraphicFramePr>
@@ -9908,7 +9919,7 @@
             <a:graphicData uri="http://schemas.openxmlformats.org/drawingml/2006/picture">
               <pic:pic xmlns:pic="http://schemas.openxmlformats.org/drawingml/2006/picture">
                 <pic:nvPicPr>
-                  <pic:cNvPr id="0" name="Picture 2"/>
+                  <pic:cNvPr id="0" name="Picture 1"/>
                   <pic:cNvPicPr>
                     <a:picLocks noChangeAspect="1" noChangeArrowheads="1"/>
                   </pic:cNvPicPr>
@@ -9929,74 +9940,23 @@
                 <pic:spPr bwMode="auto">
                   <a:xfrm>
                     <a:off x="0" y="0"/>
-                    <a:ext cx="7541260" cy="1835150"/>
+                    <a:ext cx="7563394" cy="1847983"/>
                   </a:xfrm>
                   <a:prstGeom prst="rect">
                     <a:avLst/>
                   </a:prstGeom>
                   <a:noFill/>
+                  <a:ln>
+                    <a:noFill/>
+                  </a:ln>
                 </pic:spPr>
               </pic:pic>
             </a:graphicData>
           </a:graphic>
-        </wp:anchor>
-      </w:drawing>
-    </w:r>
-    <w:r>
-      <w:rPr>
-        <w:noProof/>
-      </w:rPr>
-      <w:drawing>
-        <wp:anchor distT="0" distB="0" distL="114300" distR="114300" simplePos="0" relativeHeight="251658240" behindDoc="1" locked="0" layoutInCell="1" allowOverlap="1" wp14:anchorId="058C161F" wp14:editId="01A7E6D4">
-          <wp:simplePos x="0" y="0"/>
-          <wp:positionH relativeFrom="page">
-            <wp:posOffset>9525</wp:posOffset>
-          </wp:positionH>
-          <wp:positionV relativeFrom="paragraph">
-            <wp:posOffset>-1974215</wp:posOffset>
-          </wp:positionV>
-          <wp:extent cx="7552144" cy="1838038"/>
-          <wp:effectExtent l="0" t="0" r="0" b="0"/>
-          <wp:wrapNone/>
-          <wp:docPr id="3" name="Picture 3"/>
-          <wp:cNvGraphicFramePr>
-            <a:graphicFrameLocks xmlns:a="http://schemas.openxmlformats.org/drawingml/2006/main" noChangeAspect="1"/>
-          </wp:cNvGraphicFramePr>
-          <a:graphic xmlns:a="http://schemas.openxmlformats.org/drawingml/2006/main">
-            <a:graphicData uri="http://schemas.openxmlformats.org/drawingml/2006/picture">
-              <pic:pic xmlns:pic="http://schemas.openxmlformats.org/drawingml/2006/picture">
-                <pic:nvPicPr>
-                  <pic:cNvPr id="3" name="Picture 3"/>
-                  <pic:cNvPicPr/>
-                </pic:nvPicPr>
-                <pic:blipFill>
-                  <a:blip r:embed="rId2">
-                    <a:extLst>
-                      <a:ext uri="{28A0092B-C50C-407E-A947-70E740481C1C}">
-                        <a14:useLocalDpi xmlns:a14="http://schemas.microsoft.com/office/drawing/2010/main" val="0"/>
-                      </a:ext>
-                    </a:extLst>
-                  </a:blip>
-                  <a:stretch>
-                    <a:fillRect/>
-                  </a:stretch>
-                </pic:blipFill>
-                <pic:spPr>
-                  <a:xfrm>
-                    <a:off x="0" y="0"/>
-                    <a:ext cx="7552144" cy="1838038"/>
-                  </a:xfrm>
-                  <a:prstGeom prst="rect">
-                    <a:avLst/>
-                  </a:prstGeom>
-                </pic:spPr>
-              </pic:pic>
-            </a:graphicData>
-          </a:graphic>
-          <wp14:sizeRelH relativeFrom="page">
+          <wp14:sizeRelH relativeFrom="margin">
             <wp14:pctWidth>0</wp14:pctWidth>
           </wp14:sizeRelH>
-          <wp14:sizeRelV relativeFrom="page">
+          <wp14:sizeRelV relativeFrom="margin">
             <wp14:pctHeight>0</wp14:pctHeight>
           </wp14:sizeRelV>
         </wp:anchor>
@@ -10700,6 +10660,135 @@
     </w:lvl>
   </w:abstractNum>
   <w:abstractNum w:abstractNumId="6" w15:restartNumberingAfterBreak="0">
+    <w:nsid w:val="174C6DED"/>
+    <w:multiLevelType w:val="multilevel"/>
+    <w:tmpl w:val="D370F5DE"/>
+    <w:lvl w:ilvl="0">
+      <w:start w:val="1"/>
+      <w:numFmt w:val="decimal"/>
+      <w:lvlText w:val="%1."/>
+      <w:lvlJc w:val="left"/>
+      <w:pPr>
+        <w:ind w:left="665" w:hanging="359"/>
+      </w:pPr>
+      <w:rPr>
+        <w:spacing w:val="0"/>
+        <w:w w:val="89"/>
+        <w:lang w:val="en-US" w:eastAsia="en-US" w:bidi="ar-SA"/>
+      </w:rPr>
+    </w:lvl>
+    <w:lvl w:ilvl="1">
+      <w:start w:val="1"/>
+      <w:numFmt w:val="decimal"/>
+      <w:lvlText w:val="%1.%2"/>
+      <w:lvlJc w:val="left"/>
+      <w:pPr>
+        <w:ind w:left="1266" w:hanging="935"/>
+      </w:pPr>
+      <w:rPr>
+        <w:rFonts w:ascii="Century Gothic" w:eastAsia="Century Gothic" w:hAnsi="Century Gothic" w:cs="Century Gothic" w:hint="default"/>
+        <w:b/>
+        <w:bCs/>
+        <w:i w:val="0"/>
+        <w:iCs w:val="0"/>
+        <w:color w:val="231F20"/>
+        <w:spacing w:val="-2"/>
+        <w:w w:val="100"/>
+        <w:sz w:val="22"/>
+        <w:szCs w:val="22"/>
+        <w:lang w:val="en-US" w:eastAsia="en-US" w:bidi="ar-SA"/>
+      </w:rPr>
+    </w:lvl>
+    <w:lvl w:ilvl="2">
+      <w:start w:val="1"/>
+      <w:numFmt w:val="decimal"/>
+      <w:lvlText w:val="%1.%2.%3"/>
+      <w:lvlJc w:val="left"/>
+      <w:pPr>
+        <w:ind w:left="1897" w:hanging="720"/>
+      </w:pPr>
+      <w:rPr>
+        <w:rFonts w:ascii="Century Gothic" w:eastAsia="Century Gothic" w:hAnsi="Century Gothic" w:cs="Century Gothic" w:hint="default"/>
+        <w:b/>
+        <w:bCs/>
+        <w:i w:val="0"/>
+        <w:iCs w:val="0"/>
+        <w:color w:val="231F20"/>
+        <w:spacing w:val="-2"/>
+        <w:w w:val="100"/>
+        <w:sz w:val="22"/>
+        <w:szCs w:val="22"/>
+        <w:lang w:val="en-US" w:eastAsia="en-US" w:bidi="ar-SA"/>
+      </w:rPr>
+    </w:lvl>
+    <w:lvl w:ilvl="3">
+      <w:numFmt w:val="bullet"/>
+      <w:lvlText w:val="•"/>
+      <w:lvlJc w:val="left"/>
+      <w:pPr>
+        <w:ind w:left="1180" w:hanging="720"/>
+      </w:pPr>
+      <w:rPr>
+        <w:lang w:val="en-US" w:eastAsia="en-US" w:bidi="ar-SA"/>
+      </w:rPr>
+    </w:lvl>
+    <w:lvl w:ilvl="4">
+      <w:numFmt w:val="bullet"/>
+      <w:lvlText w:val="•"/>
+      <w:lvlJc w:val="left"/>
+      <w:pPr>
+        <w:ind w:left="1260" w:hanging="720"/>
+      </w:pPr>
+      <w:rPr>
+        <w:lang w:val="en-US" w:eastAsia="en-US" w:bidi="ar-SA"/>
+      </w:rPr>
+    </w:lvl>
+    <w:lvl w:ilvl="5">
+      <w:numFmt w:val="bullet"/>
+      <w:lvlText w:val="•"/>
+      <w:lvlJc w:val="left"/>
+      <w:pPr>
+        <w:ind w:left="1740" w:hanging="720"/>
+      </w:pPr>
+      <w:rPr>
+        <w:lang w:val="en-US" w:eastAsia="en-US" w:bidi="ar-SA"/>
+      </w:rPr>
+    </w:lvl>
+    <w:lvl w:ilvl="6">
+      <w:numFmt w:val="bullet"/>
+      <w:lvlText w:val="•"/>
+      <w:lvlJc w:val="left"/>
+      <w:pPr>
+        <w:ind w:left="1900" w:hanging="720"/>
+      </w:pPr>
+      <w:rPr>
+        <w:lang w:val="en-US" w:eastAsia="en-US" w:bidi="ar-SA"/>
+      </w:rPr>
+    </w:lvl>
+    <w:lvl w:ilvl="7">
+      <w:numFmt w:val="bullet"/>
+      <w:lvlText w:val="•"/>
+      <w:lvlJc w:val="left"/>
+      <w:pPr>
+        <w:ind w:left="3661" w:hanging="720"/>
+      </w:pPr>
+      <w:rPr>
+        <w:lang w:val="en-US" w:eastAsia="en-US" w:bidi="ar-SA"/>
+      </w:rPr>
+    </w:lvl>
+    <w:lvl w:ilvl="8">
+      <w:numFmt w:val="bullet"/>
+      <w:lvlText w:val="•"/>
+      <w:lvlJc w:val="left"/>
+      <w:pPr>
+        <w:ind w:left="5422" w:hanging="720"/>
+      </w:pPr>
+      <w:rPr>
+        <w:lang w:val="en-US" w:eastAsia="en-US" w:bidi="ar-SA"/>
+      </w:rPr>
+    </w:lvl>
+  </w:abstractNum>
+  <w:abstractNum w:abstractNumId="7" w15:restartNumberingAfterBreak="0">
     <w:nsid w:val="1A7236CF"/>
     <w:multiLevelType w:val="hybridMultilevel"/>
     <w:tmpl w:val="D0141202"/>
@@ -10814,7 +10903,7 @@
       </w:rPr>
     </w:lvl>
   </w:abstractNum>
-  <w:abstractNum w:abstractNumId="7" w15:restartNumberingAfterBreak="0">
+  <w:abstractNum w:abstractNumId="8" w15:restartNumberingAfterBreak="0">
     <w:nsid w:val="1F983EE3"/>
     <w:multiLevelType w:val="multilevel"/>
     <w:tmpl w:val="8744C2C6"/>
@@ -10900,7 +10989,7 @@
       </w:pPr>
     </w:lvl>
   </w:abstractNum>
-  <w:abstractNum w:abstractNumId="8" w15:restartNumberingAfterBreak="0">
+  <w:abstractNum w:abstractNumId="9" w15:restartNumberingAfterBreak="0">
     <w:nsid w:val="22681E78"/>
     <w:multiLevelType w:val="multilevel"/>
     <w:tmpl w:val="30AA69FC"/>
@@ -10986,7 +11075,7 @@
       </w:pPr>
     </w:lvl>
   </w:abstractNum>
-  <w:abstractNum w:abstractNumId="9" w15:restartNumberingAfterBreak="0">
+  <w:abstractNum w:abstractNumId="10" w15:restartNumberingAfterBreak="0">
     <w:nsid w:val="249817D7"/>
     <w:multiLevelType w:val="hybridMultilevel"/>
     <w:tmpl w:val="82BCEC8A"/>
@@ -11099,7 +11188,7 @@
       </w:rPr>
     </w:lvl>
   </w:abstractNum>
-  <w:abstractNum w:abstractNumId="10" w15:restartNumberingAfterBreak="0">
+  <w:abstractNum w:abstractNumId="11" w15:restartNumberingAfterBreak="0">
     <w:nsid w:val="260B3B07"/>
     <w:multiLevelType w:val="multilevel"/>
     <w:tmpl w:val="20AAA012"/>
@@ -11220,7 +11309,7 @@
       </w:rPr>
     </w:lvl>
   </w:abstractNum>
-  <w:abstractNum w:abstractNumId="11" w15:restartNumberingAfterBreak="0">
+  <w:abstractNum w:abstractNumId="12" w15:restartNumberingAfterBreak="0">
     <w:nsid w:val="277D31D6"/>
     <w:multiLevelType w:val="hybridMultilevel"/>
     <w:tmpl w:val="4E044A30"/>
@@ -11335,7 +11424,7 @@
       </w:rPr>
     </w:lvl>
   </w:abstractNum>
-  <w:abstractNum w:abstractNumId="12" w15:restartNumberingAfterBreak="0">
+  <w:abstractNum w:abstractNumId="13" w15:restartNumberingAfterBreak="0">
     <w:nsid w:val="2C7B37CB"/>
     <w:multiLevelType w:val="multilevel"/>
     <w:tmpl w:val="20AAA012"/>
@@ -11456,7 +11545,7 @@
       </w:rPr>
     </w:lvl>
   </w:abstractNum>
-  <w:abstractNum w:abstractNumId="13" w15:restartNumberingAfterBreak="0">
+  <w:abstractNum w:abstractNumId="14" w15:restartNumberingAfterBreak="0">
     <w:nsid w:val="2DFA1076"/>
     <w:multiLevelType w:val="multilevel"/>
     <w:tmpl w:val="2300FA74"/>
@@ -11583,7 +11672,7 @@
       </w:rPr>
     </w:lvl>
   </w:abstractNum>
-  <w:abstractNum w:abstractNumId="14" w15:restartNumberingAfterBreak="0">
+  <w:abstractNum w:abstractNumId="15" w15:restartNumberingAfterBreak="0">
     <w:nsid w:val="301E2BEF"/>
     <w:multiLevelType w:val="multilevel"/>
     <w:tmpl w:val="EBBC334A"/>
@@ -11669,7 +11758,7 @@
       </w:pPr>
     </w:lvl>
   </w:abstractNum>
-  <w:abstractNum w:abstractNumId="15" w15:restartNumberingAfterBreak="0">
+  <w:abstractNum w:abstractNumId="16" w15:restartNumberingAfterBreak="0">
     <w:nsid w:val="30C647D5"/>
     <w:multiLevelType w:val="multilevel"/>
     <w:tmpl w:val="20AAA012"/>
@@ -11790,7 +11879,7 @@
       </w:rPr>
     </w:lvl>
   </w:abstractNum>
-  <w:abstractNum w:abstractNumId="16" w15:restartNumberingAfterBreak="0">
+  <w:abstractNum w:abstractNumId="17" w15:restartNumberingAfterBreak="0">
     <w:nsid w:val="36436744"/>
     <w:multiLevelType w:val="multilevel"/>
     <w:tmpl w:val="1C09001F"/>
@@ -11876,7 +11965,7 @@
       </w:pPr>
     </w:lvl>
   </w:abstractNum>
-  <w:abstractNum w:abstractNumId="17" w15:restartNumberingAfterBreak="0">
+  <w:abstractNum w:abstractNumId="18" w15:restartNumberingAfterBreak="0">
     <w:nsid w:val="3AB86EA6"/>
     <w:multiLevelType w:val="multilevel"/>
     <w:tmpl w:val="49FCD698"/>
@@ -11962,7 +12051,7 @@
       </w:pPr>
     </w:lvl>
   </w:abstractNum>
-  <w:abstractNum w:abstractNumId="18" w15:restartNumberingAfterBreak="0">
+  <w:abstractNum w:abstractNumId="19" w15:restartNumberingAfterBreak="0">
     <w:nsid w:val="3C0E2078"/>
     <w:multiLevelType w:val="multilevel"/>
     <w:tmpl w:val="1D7C73B6"/>
@@ -12087,7 +12176,7 @@
       </w:rPr>
     </w:lvl>
   </w:abstractNum>
-  <w:abstractNum w:abstractNumId="19" w15:restartNumberingAfterBreak="0">
+  <w:abstractNum w:abstractNumId="20" w15:restartNumberingAfterBreak="0">
     <w:nsid w:val="3D8F68A5"/>
     <w:multiLevelType w:val="multilevel"/>
     <w:tmpl w:val="B9D0D32C"/>
@@ -12173,7 +12262,7 @@
       </w:pPr>
     </w:lvl>
   </w:abstractNum>
-  <w:abstractNum w:abstractNumId="20" w15:restartNumberingAfterBreak="0">
+  <w:abstractNum w:abstractNumId="21" w15:restartNumberingAfterBreak="0">
     <w:nsid w:val="3FED159F"/>
     <w:multiLevelType w:val="hybridMultilevel"/>
     <w:tmpl w:val="CBC82E3A"/>
@@ -12262,7 +12351,7 @@
       </w:pPr>
     </w:lvl>
   </w:abstractNum>
-  <w:abstractNum w:abstractNumId="21" w15:restartNumberingAfterBreak="0">
+  <w:abstractNum w:abstractNumId="22" w15:restartNumberingAfterBreak="0">
     <w:nsid w:val="43182074"/>
     <w:multiLevelType w:val="hybridMultilevel"/>
     <w:tmpl w:val="7FB499B6"/>
@@ -12377,7 +12466,136 @@
       </w:rPr>
     </w:lvl>
   </w:abstractNum>
-  <w:abstractNum w:abstractNumId="22" w15:restartNumberingAfterBreak="0">
+  <w:abstractNum w:abstractNumId="23" w15:restartNumberingAfterBreak="0">
+    <w:nsid w:val="4ED46D98"/>
+    <w:multiLevelType w:val="multilevel"/>
+    <w:tmpl w:val="D370F5DE"/>
+    <w:lvl w:ilvl="0">
+      <w:start w:val="1"/>
+      <w:numFmt w:val="decimal"/>
+      <w:lvlText w:val="%1."/>
+      <w:lvlJc w:val="left"/>
+      <w:pPr>
+        <w:ind w:left="665" w:hanging="359"/>
+      </w:pPr>
+      <w:rPr>
+        <w:spacing w:val="0"/>
+        <w:w w:val="89"/>
+        <w:lang w:val="en-US" w:eastAsia="en-US" w:bidi="ar-SA"/>
+      </w:rPr>
+    </w:lvl>
+    <w:lvl w:ilvl="1">
+      <w:start w:val="1"/>
+      <w:numFmt w:val="decimal"/>
+      <w:lvlText w:val="%1.%2"/>
+      <w:lvlJc w:val="left"/>
+      <w:pPr>
+        <w:ind w:left="1266" w:hanging="935"/>
+      </w:pPr>
+      <w:rPr>
+        <w:rFonts w:ascii="Century Gothic" w:eastAsia="Century Gothic" w:hAnsi="Century Gothic" w:cs="Century Gothic" w:hint="default"/>
+        <w:b/>
+        <w:bCs/>
+        <w:i w:val="0"/>
+        <w:iCs w:val="0"/>
+        <w:color w:val="231F20"/>
+        <w:spacing w:val="-2"/>
+        <w:w w:val="100"/>
+        <w:sz w:val="22"/>
+        <w:szCs w:val="22"/>
+        <w:lang w:val="en-US" w:eastAsia="en-US" w:bidi="ar-SA"/>
+      </w:rPr>
+    </w:lvl>
+    <w:lvl w:ilvl="2">
+      <w:start w:val="1"/>
+      <w:numFmt w:val="decimal"/>
+      <w:lvlText w:val="%1.%2.%3"/>
+      <w:lvlJc w:val="left"/>
+      <w:pPr>
+        <w:ind w:left="1897" w:hanging="720"/>
+      </w:pPr>
+      <w:rPr>
+        <w:rFonts w:ascii="Century Gothic" w:eastAsia="Century Gothic" w:hAnsi="Century Gothic" w:cs="Century Gothic" w:hint="default"/>
+        <w:b/>
+        <w:bCs/>
+        <w:i w:val="0"/>
+        <w:iCs w:val="0"/>
+        <w:color w:val="231F20"/>
+        <w:spacing w:val="-2"/>
+        <w:w w:val="100"/>
+        <w:sz w:val="22"/>
+        <w:szCs w:val="22"/>
+        <w:lang w:val="en-US" w:eastAsia="en-US" w:bidi="ar-SA"/>
+      </w:rPr>
+    </w:lvl>
+    <w:lvl w:ilvl="3">
+      <w:numFmt w:val="bullet"/>
+      <w:lvlText w:val="•"/>
+      <w:lvlJc w:val="left"/>
+      <w:pPr>
+        <w:ind w:left="1180" w:hanging="720"/>
+      </w:pPr>
+      <w:rPr>
+        <w:lang w:val="en-US" w:eastAsia="en-US" w:bidi="ar-SA"/>
+      </w:rPr>
+    </w:lvl>
+    <w:lvl w:ilvl="4">
+      <w:numFmt w:val="bullet"/>
+      <w:lvlText w:val="•"/>
+      <w:lvlJc w:val="left"/>
+      <w:pPr>
+        <w:ind w:left="1260" w:hanging="720"/>
+      </w:pPr>
+      <w:rPr>
+        <w:lang w:val="en-US" w:eastAsia="en-US" w:bidi="ar-SA"/>
+      </w:rPr>
+    </w:lvl>
+    <w:lvl w:ilvl="5">
+      <w:numFmt w:val="bullet"/>
+      <w:lvlText w:val="•"/>
+      <w:lvlJc w:val="left"/>
+      <w:pPr>
+        <w:ind w:left="1740" w:hanging="720"/>
+      </w:pPr>
+      <w:rPr>
+        <w:lang w:val="en-US" w:eastAsia="en-US" w:bidi="ar-SA"/>
+      </w:rPr>
+    </w:lvl>
+    <w:lvl w:ilvl="6">
+      <w:numFmt w:val="bullet"/>
+      <w:lvlText w:val="•"/>
+      <w:lvlJc w:val="left"/>
+      <w:pPr>
+        <w:ind w:left="1900" w:hanging="720"/>
+      </w:pPr>
+      <w:rPr>
+        <w:lang w:val="en-US" w:eastAsia="en-US" w:bidi="ar-SA"/>
+      </w:rPr>
+    </w:lvl>
+    <w:lvl w:ilvl="7">
+      <w:numFmt w:val="bullet"/>
+      <w:lvlText w:val="•"/>
+      <w:lvlJc w:val="left"/>
+      <w:pPr>
+        <w:ind w:left="3661" w:hanging="720"/>
+      </w:pPr>
+      <w:rPr>
+        <w:lang w:val="en-US" w:eastAsia="en-US" w:bidi="ar-SA"/>
+      </w:rPr>
+    </w:lvl>
+    <w:lvl w:ilvl="8">
+      <w:numFmt w:val="bullet"/>
+      <w:lvlText w:val="•"/>
+      <w:lvlJc w:val="left"/>
+      <w:pPr>
+        <w:ind w:left="5422" w:hanging="720"/>
+      </w:pPr>
+      <w:rPr>
+        <w:lang w:val="en-US" w:eastAsia="en-US" w:bidi="ar-SA"/>
+      </w:rPr>
+    </w:lvl>
+  </w:abstractNum>
+  <w:abstractNum w:abstractNumId="24" w15:restartNumberingAfterBreak="0">
     <w:nsid w:val="4FD444BC"/>
     <w:multiLevelType w:val="multilevel"/>
     <w:tmpl w:val="20AAA012"/>
@@ -12498,7 +12716,7 @@
       </w:rPr>
     </w:lvl>
   </w:abstractNum>
-  <w:abstractNum w:abstractNumId="23" w15:restartNumberingAfterBreak="0">
+  <w:abstractNum w:abstractNumId="25" w15:restartNumberingAfterBreak="0">
     <w:nsid w:val="51C23F67"/>
     <w:multiLevelType w:val="multilevel"/>
     <w:tmpl w:val="20AAA012"/>
@@ -12619,7 +12837,7 @@
       </w:rPr>
     </w:lvl>
   </w:abstractNum>
-  <w:abstractNum w:abstractNumId="24" w15:restartNumberingAfterBreak="0">
+  <w:abstractNum w:abstractNumId="26" w15:restartNumberingAfterBreak="0">
     <w:nsid w:val="68460359"/>
     <w:multiLevelType w:val="multilevel"/>
     <w:tmpl w:val="2110D35E"/>
@@ -12732,7 +12950,7 @@
       </w:rPr>
     </w:lvl>
   </w:abstractNum>
-  <w:abstractNum w:abstractNumId="25" w15:restartNumberingAfterBreak="0">
+  <w:abstractNum w:abstractNumId="27" w15:restartNumberingAfterBreak="0">
     <w:nsid w:val="74C04C06"/>
     <w:multiLevelType w:val="hybridMultilevel"/>
     <w:tmpl w:val="4CE69720"/>
@@ -12822,7 +13040,7 @@
       </w:pPr>
     </w:lvl>
   </w:abstractNum>
-  <w:abstractNum w:abstractNumId="26" w15:restartNumberingAfterBreak="0">
+  <w:abstractNum w:abstractNumId="28" w15:restartNumberingAfterBreak="0">
     <w:nsid w:val="79197FC5"/>
     <w:multiLevelType w:val="multilevel"/>
     <w:tmpl w:val="EBBC334A"/>
@@ -12908,7 +13126,7 @@
       </w:pPr>
     </w:lvl>
   </w:abstractNum>
-  <w:abstractNum w:abstractNumId="27" w15:restartNumberingAfterBreak="0">
+  <w:abstractNum w:abstractNumId="29" w15:restartNumberingAfterBreak="0">
     <w:nsid w:val="7ED87E4B"/>
     <w:multiLevelType w:val="multilevel"/>
     <w:tmpl w:val="20AAA012"/>
@@ -13030,16 +13248,16 @@
     </w:lvl>
   </w:abstractNum>
   <w:num w:numId="1" w16cid:durableId="1063603611">
-    <w:abstractNumId w:val="20"/>
+    <w:abstractNumId w:val="21"/>
   </w:num>
   <w:num w:numId="2" w16cid:durableId="108403387">
-    <w:abstractNumId w:val="18"/>
+    <w:abstractNumId w:val="19"/>
   </w:num>
   <w:num w:numId="3" w16cid:durableId="512765483">
     <w:abstractNumId w:val="1"/>
   </w:num>
   <w:num w:numId="4" w16cid:durableId="1894191427">
-    <w:abstractNumId w:val="26"/>
+    <w:abstractNumId w:val="28"/>
     <w:lvlOverride w:ilvl="0">
       <w:startOverride w:val="8"/>
     </w:lvlOverride>
@@ -13072,7 +13290,7 @@
     <w:abstractNumId w:val="2"/>
   </w:num>
   <w:num w:numId="6" w16cid:durableId="1314915245">
-    <w:abstractNumId w:val="12"/>
+    <w:abstractNumId w:val="13"/>
   </w:num>
   <w:num w:numId="7" w16cid:durableId="620917463">
     <w:abstractNumId w:val="0"/>
@@ -13105,7 +13323,7 @@
     </w:lvlOverride>
   </w:num>
   <w:num w:numId="8" w16cid:durableId="424228687">
-    <w:abstractNumId w:val="8"/>
+    <w:abstractNumId w:val="9"/>
     <w:lvlOverride w:ilvl="0">
       <w:startOverride w:val="2"/>
     </w:lvlOverride>
@@ -13141,7 +13359,7 @@
     <w:abstractNumId w:val="4"/>
   </w:num>
   <w:num w:numId="11" w16cid:durableId="1402291583">
-    <w:abstractNumId w:val="17"/>
+    <w:abstractNumId w:val="18"/>
     <w:lvlOverride w:ilvl="0">
       <w:startOverride w:val="3"/>
     </w:lvlOverride>
@@ -13171,13 +13389,13 @@
     </w:lvlOverride>
   </w:num>
   <w:num w:numId="12" w16cid:durableId="1601527813">
-    <w:abstractNumId w:val="22"/>
+    <w:abstractNumId w:val="24"/>
   </w:num>
   <w:num w:numId="13" w16cid:durableId="1988431897">
     <w:abstractNumId w:val="3"/>
   </w:num>
   <w:num w:numId="14" w16cid:durableId="1610619199">
-    <w:abstractNumId w:val="7"/>
+    <w:abstractNumId w:val="8"/>
     <w:lvlOverride w:ilvl="0">
       <w:startOverride w:val="6"/>
     </w:lvlOverride>
@@ -13207,10 +13425,10 @@
     </w:lvlOverride>
   </w:num>
   <w:num w:numId="15" w16cid:durableId="900093801">
-    <w:abstractNumId w:val="10"/>
+    <w:abstractNumId w:val="11"/>
   </w:num>
   <w:num w:numId="16" w16cid:durableId="137767882">
-    <w:abstractNumId w:val="19"/>
+    <w:abstractNumId w:val="20"/>
     <w:lvlOverride w:ilvl="0">
       <w:startOverride w:val="7"/>
     </w:lvlOverride>
@@ -13240,40 +13458,76 @@
     </w:lvlOverride>
   </w:num>
   <w:num w:numId="17" w16cid:durableId="768697088">
+    <w:abstractNumId w:val="29"/>
+  </w:num>
+  <w:num w:numId="18" w16cid:durableId="1062752687">
+    <w:abstractNumId w:val="25"/>
+  </w:num>
+  <w:num w:numId="19" w16cid:durableId="1884516823">
+    <w:abstractNumId w:val="26"/>
+  </w:num>
+  <w:num w:numId="20" w16cid:durableId="595526625">
+    <w:abstractNumId w:val="16"/>
+  </w:num>
+  <w:num w:numId="21" w16cid:durableId="144860127">
+    <w:abstractNumId w:val="17"/>
+  </w:num>
+  <w:num w:numId="22" w16cid:durableId="987055408">
+    <w:abstractNumId w:val="15"/>
+  </w:num>
+  <w:num w:numId="23" w16cid:durableId="2089839541">
+    <w:abstractNumId w:val="12"/>
+  </w:num>
+  <w:num w:numId="24" w16cid:durableId="1250232388">
+    <w:abstractNumId w:val="22"/>
+  </w:num>
+  <w:num w:numId="25" w16cid:durableId="981152907">
+    <w:abstractNumId w:val="7"/>
+  </w:num>
+  <w:num w:numId="26" w16cid:durableId="31424295">
+    <w:abstractNumId w:val="14"/>
+  </w:num>
+  <w:num w:numId="27" w16cid:durableId="1270819880">
+    <w:abstractNumId w:val="10"/>
+  </w:num>
+  <w:num w:numId="28" w16cid:durableId="672487992">
     <w:abstractNumId w:val="27"/>
   </w:num>
-  <w:num w:numId="18" w16cid:durableId="1062752687">
+  <w:num w:numId="29" w16cid:durableId="1491864476">
     <w:abstractNumId w:val="23"/>
+    <w:lvlOverride w:ilvl="0">
+      <w:startOverride w:val="1"/>
+    </w:lvlOverride>
+    <w:lvlOverride w:ilvl="1">
+      <w:startOverride w:val="1"/>
+    </w:lvlOverride>
+    <w:lvlOverride w:ilvl="2">
+      <w:startOverride w:val="1"/>
+    </w:lvlOverride>
+    <w:lvlOverride w:ilvl="3"/>
+    <w:lvlOverride w:ilvl="4"/>
+    <w:lvlOverride w:ilvl="5"/>
+    <w:lvlOverride w:ilvl="6"/>
+    <w:lvlOverride w:ilvl="7"/>
+    <w:lvlOverride w:ilvl="8"/>
   </w:num>
-  <w:num w:numId="19" w16cid:durableId="1884516823">
-    <w:abstractNumId w:val="24"/>
-  </w:num>
-  <w:num w:numId="20" w16cid:durableId="595526625">
-    <w:abstractNumId w:val="15"/>
-  </w:num>
-  <w:num w:numId="21" w16cid:durableId="144860127">
-    <w:abstractNumId w:val="16"/>
-  </w:num>
-  <w:num w:numId="22" w16cid:durableId="987055408">
-    <w:abstractNumId w:val="14"/>
-  </w:num>
-  <w:num w:numId="23" w16cid:durableId="2089839541">
-    <w:abstractNumId w:val="11"/>
-  </w:num>
-  <w:num w:numId="24" w16cid:durableId="1250232388">
-    <w:abstractNumId w:val="21"/>
-  </w:num>
-  <w:num w:numId="25" w16cid:durableId="981152907">
+  <w:num w:numId="30" w16cid:durableId="205605319">
     <w:abstractNumId w:val="6"/>
-  </w:num>
-  <w:num w:numId="26" w16cid:durableId="31424295">
-    <w:abstractNumId w:val="13"/>
-  </w:num>
-  <w:num w:numId="27" w16cid:durableId="1270819880">
-    <w:abstractNumId w:val="9"/>
-  </w:num>
-  <w:num w:numId="28" w16cid:durableId="672487992">
-    <w:abstractNumId w:val="25"/>
+    <w:lvlOverride w:ilvl="0">
+      <w:startOverride w:val="1"/>
+    </w:lvlOverride>
+    <w:lvlOverride w:ilvl="1">
+      <w:startOverride w:val="1"/>
+    </w:lvlOverride>
+    <w:lvlOverride w:ilvl="2">
+      <w:startOverride w:val="1"/>
+    </w:lvlOverride>
+    <w:lvlOverride w:ilvl="3"/>
+    <w:lvlOverride w:ilvl="4"/>
+    <w:lvlOverride w:ilvl="5"/>
+    <w:lvlOverride w:ilvl="6"/>
+    <w:lvlOverride w:ilvl="7"/>
+    <w:lvlOverride w:ilvl="8"/>
   </w:num>
 </w:numbering>
 </file>
@@ -13676,7 +13930,7 @@
   <w:style w:type="paragraph" w:default="1" w:styleId="Normal">
     <w:name w:val="Normal"/>
     <w:qFormat/>
-    <w:rsid w:val="00E4129D"/>
+    <w:rsid w:val="00081BF8"/>
     <w:pPr>
       <w:spacing w:after="0" w:line="240" w:lineRule="auto"/>
     </w:pPr>
@@ -14274,10 +14528,6 @@
 </file>
 
 <file path=customXml/item2.xml><?xml version="1.0" encoding="utf-8"?>
-<b:Sources xmlns:b="http://schemas.openxmlformats.org/officeDocument/2006/bibliography" xmlns="http://schemas.openxmlformats.org/officeDocument/2006/bibliography" SelectedStyle="\APASixthEditionOfficeOnline.xsl" StyleName="APA" Version="6"/>
-</file>
-
-<file path=customXml/item3.xml><?xml version="1.0" encoding="utf-8"?>
 <?mso-contentType ?>
 <FormTemplates xmlns="http://schemas.microsoft.com/sharepoint/v3/contenttype/forms">
   <Display>DocumentLibraryForm</Display>
@@ -14286,7 +14536,7 @@
 </FormTemplates>
 </file>
 
-<file path=customXml/item4.xml><?xml version="1.0" encoding="utf-8"?>
+<file path=customXml/item3.xml><?xml version="1.0" encoding="utf-8"?>
 <ct:contentTypeSchema xmlns:ct="http://schemas.microsoft.com/office/2006/metadata/contentType" xmlns:ma="http://schemas.microsoft.com/office/2006/metadata/properties/metaAttributes" ct:_="" ma:_="" ma:contentTypeName="Document" ma:contentTypeID="0x010100B8B53D07DE066244B191DAFC74526110" ma:contentTypeVersion="20" ma:contentTypeDescription="Create a new document." ma:contentTypeScope="" ma:versionID="1e3462b5df65200c3d0550d9ae20b8f4">
   <xsd:schema xmlns:xsd="http://www.w3.org/2001/XMLSchema" xmlns:xs="http://www.w3.org/2001/XMLSchema" xmlns:p="http://schemas.microsoft.com/office/2006/metadata/properties" xmlns:ns2="43021b47-ae6b-408b-88f1-b8bc00b380d6" xmlns:ns3="8e5f3d71-0beb-4b39-88ef-cdf36ae7b5c3" targetNamespace="http://schemas.microsoft.com/office/2006/metadata/properties" ma:root="true" ma:fieldsID="fd690902a3b13cf173a643938e37c7e6" ns2:_="" ns3:_="">
     <xsd:import namespace="43021b47-ae6b-408b-88f1-b8bc00b380d6"/>
@@ -14565,14 +14815,6 @@
 </file>
 
 <file path=customXml/itemProps2.xml><?xml version="1.0" encoding="utf-8"?>
-<ds:datastoreItem xmlns:ds="http://schemas.openxmlformats.org/officeDocument/2006/customXml" ds:itemID="{C8725E03-EF8C-4B9A-8CFE-1DD47A95F36D}">
-  <ds:schemaRefs>
-    <ds:schemaRef ds:uri="http://schemas.openxmlformats.org/officeDocument/2006/bibliography"/>
-  </ds:schemaRefs>
-</ds:datastoreItem>
-</file>
-
-<file path=customXml/itemProps3.xml><?xml version="1.0" encoding="utf-8"?>
 <ds:datastoreItem xmlns:ds="http://schemas.openxmlformats.org/officeDocument/2006/customXml" ds:itemID="{74F78FE5-00CB-4AB5-BB87-CB3F1345457D}">
   <ds:schemaRefs>
     <ds:schemaRef ds:uri="http://schemas.microsoft.com/sharepoint/v3/contenttype/forms"/>
@@ -14580,8 +14822,8 @@
 </ds:datastoreItem>
 </file>
 
-<file path=customXml/itemProps4.xml><?xml version="1.0" encoding="utf-8"?>
-<ds:datastoreItem xmlns:ds="http://schemas.openxmlformats.org/officeDocument/2006/customXml" ds:itemID="{EE6DDD98-E728-4E05-8F35-A5D217369FE4}">
+<file path=customXml/itemProps3.xml><?xml version="1.0" encoding="utf-8"?>
+<ds:datastoreItem xmlns:ds="http://schemas.openxmlformats.org/officeDocument/2006/customXml" ds:itemID="{72DB8B01-4569-4686-A2B4-831789014812}">
   <ds:schemaRefs>
     <ds:schemaRef ds:uri="http://schemas.microsoft.com/office/2006/metadata/contentType"/>
     <ds:schemaRef ds:uri="http://schemas.microsoft.com/office/2006/metadata/properties/metaAttributes"/>
